--- a/pr-preview/pr-247/bayesian-inference-handout.docx
+++ b/pr-preview/pr-247/bayesian-inference-handout.docx
@@ -15,7 +15,7 @@
         <w:pStyle w:val="Date"/>
       </w:pPr>
       <w:r>
-        <w:t xml:space="preserve">Last modified: 2026-10-16 02:22:08 (PDT)</w:t>
+        <w:t xml:space="preserve">Last modified: 2026-10-16 02:43:34 (PDT)</w:t>
       </w:r>
     </w:p>
     <w:p>
@@ -1078,32 +1078,42 @@
         <w:t xml:space="preserve"> </w:t>
       </w:r>
       <m:oMath>
-        <m:acc>
-          <m:accPr>
-            <m:chr m:val="̃"/>
-          </m:accPr>
+        <m:limLow>
           <m:e>
             <m:r>
               <m:t>Y</m:t>
             </m:r>
           </m:e>
-        </m:acc>
+          <m:lim>
+            <m:r>
+              <m:rPr>
+                <m:sty m:val="p"/>
+              </m:rPr>
+              <m:t>∼</m:t>
+            </m:r>
+          </m:lim>
+        </m:limLow>
         <m:r>
           <m:rPr>
             <m:sty m:val="p"/>
           </m:rPr>
           <m:t>=</m:t>
         </m:r>
-        <m:acc>
-          <m:accPr>
-            <m:chr m:val="̃"/>
-          </m:accPr>
+        <m:limLow>
           <m:e>
             <m:r>
               <m:t>y</m:t>
             </m:r>
           </m:e>
-        </m:acc>
+          <m:lim>
+            <m:r>
+              <m:rPr>
+                <m:sty m:val="p"/>
+              </m:rPr>
+              <m:t>∼</m:t>
+            </m:r>
+          </m:lim>
+        </m:limLow>
       </m:oMath>
       <w:r>
         <w:t xml:space="preserve">,</w:t>
@@ -1149,32 +1159,42 @@
         <w:t xml:space="preserve"> </w:t>
       </w:r>
       <m:oMath>
-        <m:acc>
-          <m:accPr>
-            <m:chr m:val="̃"/>
-          </m:accPr>
+        <m:limLow>
           <m:e>
             <m:r>
               <m:t>Y</m:t>
             </m:r>
           </m:e>
-        </m:acc>
+          <m:lim>
+            <m:r>
+              <m:rPr>
+                <m:sty m:val="p"/>
+              </m:rPr>
+              <m:t>∼</m:t>
+            </m:r>
+          </m:lim>
+        </m:limLow>
         <m:r>
           <m:rPr>
             <m:sty m:val="p"/>
           </m:rPr>
           <m:t>=</m:t>
         </m:r>
-        <m:acc>
-          <m:accPr>
-            <m:chr m:val="̃"/>
-          </m:accPr>
+        <m:limLow>
           <m:e>
             <m:r>
               <m:t>y</m:t>
             </m:r>
           </m:e>
-        </m:acc>
+          <m:lim>
+            <m:r>
+              <m:rPr>
+                <m:sty m:val="p"/>
+              </m:rPr>
+              <m:t>∼</m:t>
+            </m:r>
+          </m:lim>
+        </m:limLow>
       </m:oMath>
       <w:r>
         <w:t xml:space="preserve">.</w:t>
@@ -1210,16 +1230,21 @@
           </m:rPr>
           <m:t>∣</m:t>
         </m:r>
-        <m:acc>
-          <m:accPr>
-            <m:chr m:val="̃"/>
-          </m:accPr>
+        <m:limLow>
           <m:e>
             <m:r>
               <m:t>y</m:t>
             </m:r>
           </m:e>
-        </m:acc>
+          <m:lim>
+            <m:r>
+              <m:rPr>
+                <m:sty m:val="p"/>
+              </m:rPr>
+              <m:t>∼</m:t>
+            </m:r>
+          </m:lim>
+        </m:limLow>
         <m:r>
           <m:rPr>
             <m:sty m:val="p"/>
@@ -1509,16 +1534,21 @@
           </m:rPr>
           <m:t>(</m:t>
         </m:r>
-        <m:acc>
-          <m:accPr>
-            <m:chr m:val="̃"/>
-          </m:accPr>
+        <m:limLow>
           <m:e>
             <m:r>
               <m:t>y</m:t>
             </m:r>
           </m:e>
-        </m:acc>
+          <m:lim>
+            <m:r>
+              <m:rPr>
+                <m:sty m:val="p"/>
+              </m:rPr>
+              <m:t>∼</m:t>
+            </m:r>
+          </m:lim>
+        </m:limLow>
         <m:r>
           <m:rPr>
             <m:sty m:val="p"/>
@@ -1597,16 +1627,21 @@
         <w:t xml:space="preserve"> </w:t>
       </w:r>
       <m:oMath>
-        <m:acc>
-          <m:accPr>
-            <m:chr m:val="̃"/>
-          </m:accPr>
+        <m:limLow>
           <m:e>
             <m:r>
               <m:t>y</m:t>
             </m:r>
           </m:e>
-        </m:acc>
+          <m:lim>
+            <m:r>
+              <m:rPr>
+                <m:sty m:val="p"/>
+              </m:rPr>
+              <m:t>∼</m:t>
+            </m:r>
+          </m:lim>
+        </m:limLow>
       </m:oMath>
       <w:r>
         <w:t xml:space="preserve"> </w:t>
@@ -1636,16 +1671,21 @@
             </m:rPr>
             <m:t>(</m:t>
           </m:r>
-          <m:acc>
-            <m:accPr>
-              <m:chr m:val="̃"/>
-            </m:accPr>
+          <m:limLow>
             <m:e>
               <m:r>
                 <m:t>y</m:t>
               </m:r>
             </m:e>
-          </m:acc>
+            <m:lim>
+              <m:r>
+                <m:rPr>
+                  <m:sty m:val="p"/>
+                </m:rPr>
+                <m:t>∼</m:t>
+              </m:r>
+            </m:lim>
+          </m:limLow>
           <m:r>
             <m:rPr>
               <m:sty m:val="p"/>
@@ -1689,16 +1729,21 @@
             </m:rPr>
             <m:t>(</m:t>
           </m:r>
-          <m:acc>
-            <m:accPr>
-              <m:chr m:val="̃"/>
-            </m:accPr>
+          <m:limLow>
             <m:e>
               <m:r>
                 <m:t>y</m:t>
               </m:r>
             </m:e>
-          </m:acc>
+            <m:lim>
+              <m:r>
+                <m:rPr>
+                  <m:sty m:val="p"/>
+                </m:rPr>
+                <m:t>∼</m:t>
+              </m:r>
+            </m:lim>
+          </m:limLow>
           <m:r>
             <m:rPr>
               <m:sty m:val="p"/>
@@ -1827,16 +1872,21 @@
           </m:rPr>
           <m:t>(</m:t>
         </m:r>
-        <m:acc>
-          <m:accPr>
-            <m:chr m:val="̃"/>
-          </m:accPr>
+        <m:limLow>
           <m:e>
             <m:r>
               <m:t>y</m:t>
             </m:r>
           </m:e>
-        </m:acc>
+          <m:lim>
+            <m:r>
+              <m:rPr>
+                <m:sty m:val="p"/>
+              </m:rPr>
+              <m:t>∼</m:t>
+            </m:r>
+          </m:lim>
+        </m:limLow>
         <m:r>
           <m:rPr>
             <m:sty m:val="p"/>
@@ -1888,16 +1938,21 @@
             </m:rPr>
             <m:t>∣</m:t>
           </m:r>
-          <m:acc>
-            <m:accPr>
-              <m:chr m:val="̃"/>
-            </m:accPr>
+          <m:limLow>
             <m:e>
               <m:r>
                 <m:t>y</m:t>
               </m:r>
             </m:e>
-          </m:acc>
+            <m:lim>
+              <m:r>
+                <m:rPr>
+                  <m:sty m:val="p"/>
+                </m:rPr>
+                <m:t>∼</m:t>
+              </m:r>
+            </m:lim>
+          </m:limLow>
           <m:r>
             <m:rPr>
               <m:sty m:val="p"/>
@@ -1927,16 +1982,21 @@
                 </m:rPr>
                 <m:t>(</m:t>
               </m:r>
-              <m:acc>
-                <m:accPr>
-                  <m:chr m:val="̃"/>
-                </m:accPr>
+              <m:limLow>
                 <m:e>
                   <m:r>
                     <m:t>y</m:t>
                   </m:r>
                 </m:e>
-              </m:acc>
+                <m:lim>
+                  <m:r>
+                    <m:rPr>
+                      <m:sty m:val="p"/>
+                    </m:rPr>
+                    <m:t>∼</m:t>
+                  </m:r>
+                </m:lim>
+              </m:limLow>
               <m:r>
                 <m:rPr>
                   <m:sty m:val="p"/>
@@ -1990,16 +2050,21 @@
                 </m:rPr>
                 <m:t>(</m:t>
               </m:r>
-              <m:acc>
-                <m:accPr>
-                  <m:chr m:val="̃"/>
-                </m:accPr>
+              <m:limLow>
                 <m:e>
                   <m:r>
                     <m:t>y</m:t>
                   </m:r>
                 </m:e>
-              </m:acc>
+                <m:lim>
+                  <m:r>
+                    <m:rPr>
+                      <m:sty m:val="p"/>
+                    </m:rPr>
+                    <m:t>∼</m:t>
+                  </m:r>
+                </m:lim>
+              </m:limLow>
               <m:r>
                 <m:rPr>
                   <m:sty m:val="p"/>
@@ -2079,16 +2144,21 @@
           </m:rPr>
           <m:t>∣</m:t>
         </m:r>
-        <m:acc>
-          <m:accPr>
-            <m:chr m:val="̃"/>
-          </m:accPr>
+        <m:limLow>
           <m:e>
             <m:r>
               <m:t>y</m:t>
             </m:r>
           </m:e>
-        </m:acc>
+          <m:lim>
+            <m:r>
+              <m:rPr>
+                <m:sty m:val="p"/>
+              </m:rPr>
+              <m:t>∼</m:t>
+            </m:r>
+          </m:lim>
+        </m:limLow>
         <m:r>
           <m:rPr>
             <m:sty m:val="p"/>
@@ -2122,16 +2192,21 @@
           </m:rPr>
           <m:t>,</m:t>
         </m:r>
-        <m:acc>
-          <m:accPr>
-            <m:chr m:val="̃"/>
-          </m:accPr>
+        <m:limLow>
           <m:e>
             <m:r>
               <m:t>y</m:t>
             </m:r>
           </m:e>
-        </m:acc>
+          <m:lim>
+            <m:r>
+              <m:rPr>
+                <m:sty m:val="p"/>
+              </m:rPr>
+              <m:t>∼</m:t>
+            </m:r>
+          </m:lim>
+        </m:limLow>
         <m:r>
           <m:rPr>
             <m:sty m:val="p"/>
@@ -2156,16 +2231,21 @@
           </m:rPr>
           <m:t>(</m:t>
         </m:r>
-        <m:acc>
-          <m:accPr>
-            <m:chr m:val="̃"/>
-          </m:accPr>
+        <m:limLow>
           <m:e>
             <m:r>
               <m:t>y</m:t>
             </m:r>
           </m:e>
-        </m:acc>
+          <m:lim>
+            <m:r>
+              <m:rPr>
+                <m:sty m:val="p"/>
+              </m:rPr>
+              <m:t>∼</m:t>
+            </m:r>
+          </m:lim>
+        </m:limLow>
         <m:r>
           <m:rPr>
             <m:sty m:val="p"/>
@@ -2204,16 +2284,21 @@
           </m:rPr>
           <m:t>,</m:t>
         </m:r>
-        <m:acc>
-          <m:accPr>
-            <m:chr m:val="̃"/>
-          </m:accPr>
+        <m:limLow>
           <m:e>
             <m:r>
               <m:t>y</m:t>
             </m:r>
           </m:e>
-        </m:acc>
+          <m:lim>
+            <m:r>
+              <m:rPr>
+                <m:sty m:val="p"/>
+              </m:rPr>
+              <m:t>∼</m:t>
+            </m:r>
+          </m:lim>
+        </m:limLow>
         <m:r>
           <m:rPr>
             <m:sty m:val="p"/>
@@ -2238,16 +2323,21 @@
           </m:rPr>
           <m:t>(</m:t>
         </m:r>
-        <m:acc>
-          <m:accPr>
-            <m:chr m:val="̃"/>
-          </m:accPr>
+        <m:limLow>
           <m:e>
             <m:r>
               <m:t>y</m:t>
             </m:r>
           </m:e>
-        </m:acc>
+          <m:lim>
+            <m:r>
+              <m:rPr>
+                <m:sty m:val="p"/>
+              </m:rPr>
+              <m:t>∼</m:t>
+            </m:r>
+          </m:lim>
+        </m:limLow>
         <m:r>
           <m:rPr>
             <m:sty m:val="p"/>
@@ -2313,16 +2403,21 @@
           </m:rPr>
           <m:t>(</m:t>
         </m:r>
-        <m:acc>
-          <m:accPr>
-            <m:chr m:val="̃"/>
-          </m:accPr>
+        <m:limLow>
           <m:e>
             <m:r>
               <m:t>y</m:t>
             </m:r>
           </m:e>
-        </m:acc>
+          <m:lim>
+            <m:r>
+              <m:rPr>
+                <m:sty m:val="p"/>
+              </m:rPr>
+              <m:t>∼</m:t>
+            </m:r>
+          </m:lim>
+        </m:limLow>
         <m:r>
           <m:rPr>
             <m:sty m:val="p"/>
@@ -2340,16 +2435,21 @@
         <w:t xml:space="preserve"> </w:t>
       </w:r>
       <m:oMath>
-        <m:acc>
-          <m:accPr>
-            <m:chr m:val="̃"/>
-          </m:accPr>
+        <m:limLow>
           <m:e>
             <m:r>
               <m:t>Y</m:t>
             </m:r>
           </m:e>
-        </m:acc>
+          <m:lim>
+            <m:r>
+              <m:rPr>
+                <m:sty m:val="p"/>
+              </m:rPr>
+              <m:t>∼</m:t>
+            </m:r>
+          </m:lim>
+        </m:limLow>
       </m:oMath>
       <w:r>
         <w:t xml:space="preserve"> </w:t>
@@ -2361,16 +2461,21 @@
         <w:t xml:space="preserve"> </w:t>
       </w:r>
       <m:oMath>
-        <m:acc>
-          <m:accPr>
-            <m:chr m:val="̃"/>
-          </m:accPr>
+        <m:limLow>
           <m:e>
             <m:r>
               <m:t>y</m:t>
             </m:r>
           </m:e>
-        </m:acc>
+          <m:lim>
+            <m:r>
+              <m:rPr>
+                <m:sty m:val="p"/>
+              </m:rPr>
+              <m:t>∼</m:t>
+            </m:r>
+          </m:lim>
+        </m:limLow>
       </m:oMath>
       <w:r>
         <w:t xml:space="preserve">.</w:t>
@@ -2405,16 +2510,21 @@
                 </m:rPr>
                 <m:t>(</m:t>
               </m:r>
-              <m:acc>
-                <m:accPr>
-                  <m:chr m:val="̃"/>
-                </m:accPr>
+              <m:limLow>
                 <m:e>
                   <m:r>
                     <m:t>y</m:t>
                   </m:r>
                 </m:e>
-              </m:acc>
+                <m:lim>
+                  <m:r>
+                    <m:rPr>
+                      <m:sty m:val="p"/>
+                    </m:rPr>
+                    <m:t>∼</m:t>
+                  </m:r>
+                </m:lim>
+              </m:limLow>
               <m:r>
                 <m:rPr>
                   <m:sty m:val="p"/>
@@ -2457,16 +2567,21 @@
                 </m:rPr>
                 <m:t>,</m:t>
               </m:r>
-              <m:acc>
-                <m:accPr>
-                  <m:chr m:val="̃"/>
-                </m:accPr>
+              <m:limLow>
                 <m:e>
                   <m:r>
                     <m:t>y</m:t>
                   </m:r>
                 </m:e>
-              </m:acc>
+                <m:lim>
+                  <m:r>
+                    <m:rPr>
+                      <m:sty m:val="p"/>
+                    </m:rPr>
+                    <m:t>∼</m:t>
+                  </m:r>
+                </m:lim>
+              </m:limLow>
               <m:r>
                 <m:rPr>
                   <m:sty m:val="p"/>
@@ -2534,16 +2649,21 @@
                 </m:rPr>
                 <m:t>(</m:t>
               </m:r>
-              <m:acc>
-                <m:accPr>
-                  <m:chr m:val="̃"/>
-                </m:accPr>
+              <m:limLow>
                 <m:e>
                   <m:r>
                     <m:t>y</m:t>
                   </m:r>
                 </m:e>
-              </m:acc>
+                <m:lim>
+                  <m:r>
+                    <m:rPr>
+                      <m:sty m:val="p"/>
+                    </m:rPr>
+                    <m:t>∼</m:t>
+                  </m:r>
+                </m:lim>
+              </m:limLow>
               <m:r>
                 <m:rPr>
                   <m:sty m:val="p"/>
@@ -2626,16 +2746,21 @@
                 </m:rPr>
                 <m:t>,</m:t>
               </m:r>
-              <m:acc>
-                <m:accPr>
-                  <m:chr m:val="̃"/>
-                </m:accPr>
+              <m:limLow>
                 <m:e>
                   <m:r>
                     <m:t>y</m:t>
                   </m:r>
                 </m:e>
-              </m:acc>
+                <m:lim>
+                  <m:r>
+                    <m:rPr>
+                      <m:sty m:val="p"/>
+                    </m:rPr>
+                    <m:t>∼</m:t>
+                  </m:r>
+                </m:lim>
+              </m:limLow>
               <m:r>
                 <m:rPr>
                   <m:sty m:val="p"/>
@@ -2712,16 +2837,21 @@
           </m:rPr>
           <m:t>,</m:t>
         </m:r>
-        <m:acc>
-          <m:accPr>
-            <m:chr m:val="̃"/>
-          </m:accPr>
+        <m:limLow>
           <m:e>
             <m:r>
               <m:t>y</m:t>
             </m:r>
           </m:e>
-        </m:acc>
+          <m:lim>
+            <m:r>
+              <m:rPr>
+                <m:sty m:val="p"/>
+              </m:rPr>
+              <m:t>∼</m:t>
+            </m:r>
+          </m:lim>
+        </m:limLow>
         <m:r>
           <m:rPr>
             <m:sty m:val="p"/>
@@ -2746,16 +2876,21 @@
           </m:rPr>
           <m:t>(</m:t>
         </m:r>
-        <m:acc>
-          <m:accPr>
-            <m:chr m:val="̃"/>
-          </m:accPr>
+        <m:limLow>
           <m:e>
             <m:r>
               <m:t>y</m:t>
             </m:r>
           </m:e>
-        </m:acc>
+          <m:lim>
+            <m:r>
+              <m:rPr>
+                <m:sty m:val="p"/>
+              </m:rPr>
+              <m:t>∼</m:t>
+            </m:r>
+          </m:lim>
+        </m:limLow>
         <m:r>
           <m:rPr>
             <m:sty m:val="p"/>
@@ -2826,16 +2961,21 @@
         <w:t xml:space="preserve"> </w:t>
       </w:r>
       <m:oMath>
-        <m:acc>
-          <m:accPr>
-            <m:chr m:val="̃"/>
-          </m:accPr>
+        <m:limLow>
           <m:e>
             <m:r>
               <m:t>y</m:t>
             </m:r>
           </m:e>
-        </m:acc>
+          <m:lim>
+            <m:r>
+              <m:rPr>
+                <m:sty m:val="p"/>
+              </m:rPr>
+              <m:t>∼</m:t>
+            </m:r>
+          </m:lim>
+        </m:limLow>
       </m:oMath>
       <w:r>
         <w:t xml:space="preserve"> </w:t>
@@ -2865,16 +3005,21 @@
           </m:rPr>
           <m:t>(</m:t>
         </m:r>
-        <m:acc>
-          <m:accPr>
-            <m:chr m:val="̃"/>
-          </m:accPr>
+        <m:limLow>
           <m:e>
             <m:r>
               <m:t>y</m:t>
             </m:r>
           </m:e>
-        </m:acc>
+          <m:lim>
+            <m:r>
+              <m:rPr>
+                <m:sty m:val="p"/>
+              </m:rPr>
+              <m:t>∼</m:t>
+            </m:r>
+          </m:lim>
+        </m:limLow>
         <m:r>
           <m:rPr>
             <m:sty m:val="p"/>
@@ -2970,16 +3115,21 @@
                 </m:rPr>
                 <m:t>(</m:t>
               </m:r>
-              <m:acc>
-                <m:accPr>
-                  <m:chr m:val="̃"/>
-                </m:accPr>
+              <m:limLow>
                 <m:e>
                   <m:r>
                     <m:t>y</m:t>
                   </m:r>
                 </m:e>
-              </m:acc>
+                <m:lim>
+                  <m:r>
+                    <m:rPr>
+                      <m:sty m:val="p"/>
+                    </m:rPr>
+                    <m:t>∼</m:t>
+                  </m:r>
+                </m:lim>
+              </m:limLow>
               <m:r>
                 <m:rPr>
                   <m:sty m:val="p"/>
@@ -3007,16 +3157,21 @@
                 </m:rPr>
                 <m:t>(</m:t>
               </m:r>
-              <m:acc>
-                <m:accPr>
-                  <m:chr m:val="̃"/>
-                </m:accPr>
+              <m:limLow>
                 <m:e>
                   <m:r>
                     <m:t>y</m:t>
                   </m:r>
                 </m:e>
-              </m:acc>
+                <m:lim>
+                  <m:r>
+                    <m:rPr>
+                      <m:sty m:val="p"/>
+                    </m:rPr>
+                    <m:t>∼</m:t>
+                  </m:r>
+                </m:lim>
+              </m:limLow>
               <m:r>
                 <m:rPr>
                   <m:sty m:val="p"/>
@@ -3074,16 +3229,21 @@
                 </m:rPr>
                 <m:t>(</m:t>
               </m:r>
-              <m:acc>
-                <m:accPr>
-                  <m:chr m:val="̃"/>
-                </m:accPr>
+              <m:limLow>
                 <m:e>
                   <m:r>
                     <m:t>y</m:t>
                   </m:r>
                 </m:e>
-              </m:acc>
+                <m:lim>
+                  <m:r>
+                    <m:rPr>
+                      <m:sty m:val="p"/>
+                    </m:rPr>
+                    <m:t>∼</m:t>
+                  </m:r>
+                </m:lim>
+              </m:limLow>
               <m:r>
                 <m:rPr>
                   <m:sty m:val="p"/>
@@ -3284,16 +3444,21 @@
                 </m:rPr>
                 <m:t>∣</m:t>
               </m:r>
-              <m:acc>
-                <m:accPr>
-                  <m:chr m:val="̃"/>
-                </m:accPr>
+              <m:limLow>
                 <m:e>
                   <m:r>
                     <m:t>y</m:t>
                   </m:r>
                 </m:e>
-              </m:acc>
+                <m:lim>
+                  <m:r>
+                    <m:rPr>
+                      <m:sty m:val="p"/>
+                    </m:rPr>
+                    <m:t>∼</m:t>
+                  </m:r>
+                </m:lim>
+              </m:limLow>
               <m:r>
                 <m:rPr>
                   <m:sty m:val="p"/>
@@ -3326,16 +3491,21 @@
                     </m:rPr>
                     <m:t>(</m:t>
                   </m:r>
-                  <m:acc>
-                    <m:accPr>
-                      <m:chr m:val="̃"/>
-                    </m:accPr>
+                  <m:limLow>
                     <m:e>
                       <m:r>
                         <m:t>y</m:t>
                       </m:r>
                     </m:e>
-                  </m:acc>
+                    <m:lim>
+                      <m:r>
+                        <m:rPr>
+                          <m:sty m:val="p"/>
+                        </m:rPr>
+                        <m:t>∼</m:t>
+                      </m:r>
+                    </m:lim>
+                  </m:limLow>
                   <m:r>
                     <m:rPr>
                       <m:sty m:val="p"/>
@@ -3389,16 +3559,21 @@
                     </m:rPr>
                     <m:t>(</m:t>
                   </m:r>
-                  <m:acc>
-                    <m:accPr>
-                      <m:chr m:val="̃"/>
-                    </m:accPr>
+                  <m:limLow>
                     <m:e>
                       <m:r>
                         <m:t>y</m:t>
                       </m:r>
                     </m:e>
-                  </m:acc>
+                    <m:lim>
+                      <m:r>
+                        <m:rPr>
+                          <m:sty m:val="p"/>
+                        </m:rPr>
+                        <m:t>∼</m:t>
+                      </m:r>
+                    </m:lim>
+                  </m:limLow>
                   <m:r>
                     <m:rPr>
                       <m:sty m:val="p"/>
@@ -3490,16 +3665,21 @@
           </m:rPr>
           <m:t>∣</m:t>
         </m:r>
-        <m:acc>
-          <m:accPr>
-            <m:chr m:val="̃"/>
-          </m:accPr>
+        <m:limLow>
           <m:e>
             <m:r>
               <m:t>y</m:t>
             </m:r>
           </m:e>
-        </m:acc>
+          <m:lim>
+            <m:r>
+              <m:rPr>
+                <m:sty m:val="p"/>
+              </m:rPr>
+              <m:t>∼</m:t>
+            </m:r>
+          </m:lim>
+        </m:limLow>
         <m:r>
           <m:rPr>
             <m:sty m:val="p"/>
@@ -5573,16 +5753,21 @@
         <w:t xml:space="preserve"> </w:t>
       </w:r>
       <m:oMath>
-        <m:acc>
-          <m:accPr>
-            <m:chr m:val="̃"/>
-          </m:accPr>
+        <m:limLow>
           <m:e>
             <m:r>
               <m:t>y</m:t>
             </m:r>
           </m:e>
-        </m:acc>
+          <m:lim>
+            <m:r>
+              <m:rPr>
+                <m:sty m:val="p"/>
+              </m:rPr>
+              <m:t>∼</m:t>
+            </m:r>
+          </m:lim>
+        </m:limLow>
       </m:oMath>
       <w:r>
         <w:t xml:space="preserve"> </w:t>
@@ -5626,16 +5811,21 @@
                     </m:rPr>
                     <m:t>∣</m:t>
                   </m:r>
-                  <m:acc>
-                    <m:accPr>
-                      <m:chr m:val="̃"/>
-                    </m:accPr>
+                  <m:limLow>
                     <m:e>
                       <m:r>
                         <m:t>y</m:t>
                       </m:r>
                     </m:e>
-                  </m:acc>
+                    <m:lim>
+                      <m:r>
+                        <m:rPr>
+                          <m:sty m:val="p"/>
+                        </m:rPr>
+                        <m:t>∼</m:t>
+                      </m:r>
+                    </m:lim>
+                  </m:limLow>
                   <m:r>
                     <m:rPr>
                       <m:sty m:val="p"/>
@@ -5691,16 +5881,21 @@
                     </m:rPr>
                     <m:t>(</m:t>
                   </m:r>
-                  <m:acc>
-                    <m:accPr>
-                      <m:chr m:val="̃"/>
-                    </m:accPr>
+                  <m:limLow>
                     <m:e>
                       <m:r>
                         <m:t>y</m:t>
                       </m:r>
                     </m:e>
-                  </m:acc>
+                    <m:lim>
+                      <m:r>
+                        <m:rPr>
+                          <m:sty m:val="p"/>
+                        </m:rPr>
+                        <m:t>∼</m:t>
+                      </m:r>
+                    </m:lim>
+                  </m:limLow>
                   <m:r>
                     <m:rPr>
                       <m:sty m:val="p"/>
@@ -5871,16 +6066,21 @@
           </m:rPr>
           <m:t>(</m:t>
         </m:r>
-        <m:acc>
-          <m:accPr>
-            <m:chr m:val="̃"/>
-          </m:accPr>
+        <m:limLow>
           <m:e>
             <m:r>
               <m:t>y</m:t>
             </m:r>
           </m:e>
-        </m:acc>
+          <m:lim>
+            <m:r>
+              <m:rPr>
+                <m:sty m:val="p"/>
+              </m:rPr>
+              <m:t>∼</m:t>
+            </m:r>
+          </m:lim>
+        </m:limLow>
         <m:r>
           <m:rPr>
             <m:sty m:val="p"/>
@@ -5963,16 +6163,21 @@
           </m:rPr>
           <m:t>(</m:t>
         </m:r>
-        <m:acc>
-          <m:accPr>
-            <m:chr m:val="̃"/>
-          </m:accPr>
+        <m:limLow>
           <m:e>
             <m:r>
               <m:t>y</m:t>
             </m:r>
           </m:e>
-        </m:acc>
+          <m:lim>
+            <m:r>
+              <m:rPr>
+                <m:sty m:val="p"/>
+              </m:rPr>
+              <m:t>∼</m:t>
+            </m:r>
+          </m:lim>
+        </m:limLow>
         <m:r>
           <m:rPr>
             <m:sty m:val="p"/>
@@ -6095,16 +6300,21 @@
           </m:rPr>
           <m:t>(</m:t>
         </m:r>
-        <m:acc>
-          <m:accPr>
-            <m:chr m:val="̃"/>
-          </m:accPr>
+        <m:limLow>
           <m:e>
             <m:r>
               <m:t>y</m:t>
             </m:r>
           </m:e>
-        </m:acc>
+          <m:lim>
+            <m:r>
+              <m:rPr>
+                <m:sty m:val="p"/>
+              </m:rPr>
+              <m:t>∼</m:t>
+            </m:r>
+          </m:lim>
+        </m:limLow>
         <m:r>
           <m:rPr>
             <m:sty m:val="p"/>
@@ -6355,16 +6565,21 @@
         <w:t xml:space="preserve"> </w:t>
       </w:r>
       <m:oMath>
-        <m:acc>
-          <m:accPr>
-            <m:chr m:val="̃"/>
-          </m:accPr>
+        <m:limLow>
           <m:e>
             <m:r>
               <m:t>x</m:t>
             </m:r>
           </m:e>
-        </m:acc>
+          <m:lim>
+            <m:r>
+              <m:rPr>
+                <m:sty m:val="p"/>
+              </m:rPr>
+              <m:t>∼</m:t>
+            </m:r>
+          </m:lim>
+        </m:limLow>
         <m:r>
           <m:rPr>
             <m:sty m:val="p"/>
@@ -6489,16 +6704,21 @@
                 </m:rPr>
                 <m:t>(</m:t>
               </m:r>
-              <m:acc>
-                <m:accPr>
-                  <m:chr m:val="̃"/>
-                </m:accPr>
+              <m:limLow>
                 <m:e>
                   <m:r>
                     <m:t>x</m:t>
                   </m:r>
                 </m:e>
-              </m:acc>
+                <m:lim>
+                  <m:r>
+                    <m:rPr>
+                      <m:sty m:val="p"/>
+                    </m:rPr>
+                    <m:t>∼</m:t>
+                  </m:r>
+                </m:lim>
+              </m:limLow>
               <m:r>
                 <m:rPr>
                   <m:sty m:val="p"/>
@@ -9345,16 +9565,21 @@
                 </m:rPr>
                 <m:t>∣</m:t>
               </m:r>
-              <m:acc>
-                <m:accPr>
-                  <m:chr m:val="̃"/>
-                </m:accPr>
+              <m:limLow>
                 <m:e>
                   <m:r>
                     <m:t>x</m:t>
                   </m:r>
                 </m:e>
-              </m:acc>
+                <m:lim>
+                  <m:r>
+                    <m:rPr>
+                      <m:sty m:val="p"/>
+                    </m:rPr>
+                    <m:t>∼</m:t>
+                  </m:r>
+                </m:lim>
+              </m:limLow>
               <m:r>
                 <m:rPr>
                   <m:sty m:val="p"/>
@@ -9382,16 +9607,21 @@
                 </m:rPr>
                 <m:t>(</m:t>
               </m:r>
-              <m:acc>
-                <m:accPr>
-                  <m:chr m:val="̃"/>
-                </m:accPr>
+              <m:limLow>
                 <m:e>
                   <m:r>
                     <m:t>x</m:t>
                   </m:r>
                 </m:e>
-              </m:acc>
+                <m:lim>
+                  <m:r>
+                    <m:rPr>
+                      <m:sty m:val="p"/>
+                    </m:rPr>
+                    <m:t>∼</m:t>
+                  </m:r>
+                </m:lim>
+              </m:limLow>
               <m:r>
                 <m:rPr>
                   <m:sty m:val="p"/>
@@ -11077,16 +11307,21 @@
             </m:rPr>
             <m:t>∣</m:t>
           </m:r>
-          <m:acc>
-            <m:accPr>
-              <m:chr m:val="̃"/>
-            </m:accPr>
+          <m:limLow>
             <m:e>
               <m:r>
                 <m:t>x</m:t>
               </m:r>
             </m:e>
-          </m:acc>
+            <m:lim>
+              <m:r>
+                <m:rPr>
+                  <m:sty m:val="p"/>
+                </m:rPr>
+                <m:t>∼</m:t>
+              </m:r>
+            </m:lim>
+          </m:limLow>
           <m:r>
             <m:t> </m:t>
           </m:r>
@@ -11430,32 +11665,42 @@
         <w:t xml:space="preserve"> </w:t>
       </w:r>
       <m:oMath>
-        <m:acc>
-          <m:accPr>
-            <m:chr m:val="̃"/>
-          </m:accPr>
+        <m:limLow>
           <m:e>
             <m:r>
               <m:t>Y</m:t>
             </m:r>
           </m:e>
-        </m:acc>
+          <m:lim>
+            <m:r>
+              <m:rPr>
+                <m:sty m:val="p"/>
+              </m:rPr>
+              <m:t>∼</m:t>
+            </m:r>
+          </m:lim>
+        </m:limLow>
         <m:r>
           <m:rPr>
             <m:sty m:val="p"/>
           </m:rPr>
           <m:t>=</m:t>
         </m:r>
-        <m:acc>
-          <m:accPr>
-            <m:chr m:val="̃"/>
-          </m:accPr>
+        <m:limLow>
           <m:e>
             <m:r>
               <m:t>y</m:t>
             </m:r>
           </m:e>
-        </m:acc>
+          <m:lim>
+            <m:r>
+              <m:rPr>
+                <m:sty m:val="p"/>
+              </m:rPr>
+              <m:t>∼</m:t>
+            </m:r>
+          </m:lim>
+        </m:limLow>
       </m:oMath>
       <w:r>
         <w:t xml:space="preserve">,</w:t>
@@ -11626,16 +11871,21 @@
             </m:rPr>
             <m:t>∣</m:t>
           </m:r>
-          <m:acc>
-            <m:accPr>
-              <m:chr m:val="̃"/>
-            </m:accPr>
+          <m:limLow>
             <m:e>
               <m:r>
                 <m:t>y</m:t>
               </m:r>
             </m:e>
-          </m:acc>
+            <m:lim>
+              <m:r>
+                <m:rPr>
+                  <m:sty m:val="p"/>
+                </m:rPr>
+                <m:t>∼</m:t>
+              </m:r>
+            </m:lim>
+          </m:limLow>
           <m:r>
             <m:rPr>
               <m:sty m:val="p"/>
@@ -13554,16 +13804,21 @@
                     </m:rPr>
                     <m:t>(</m:t>
                   </m:r>
-                  <m:acc>
-                    <m:accPr>
-                      <m:chr m:val="̃"/>
-                    </m:accPr>
+                  <m:limLow>
                     <m:e>
                       <m:r>
                         <m:t>y</m:t>
                       </m:r>
                     </m:e>
-                  </m:acc>
+                    <m:lim>
+                      <m:r>
+                        <m:rPr>
+                          <m:sty m:val="p"/>
+                        </m:rPr>
+                        <m:t>∼</m:t>
+                      </m:r>
+                    </m:lim>
+                  </m:limLow>
                   <m:r>
                     <m:rPr>
                       <m:sty m:val="p"/>
@@ -13794,16 +14049,21 @@
           </m:rPr>
           <m:t>∣</m:t>
         </m:r>
-        <m:acc>
-          <m:accPr>
-            <m:chr m:val="̃"/>
-          </m:accPr>
+        <m:limLow>
           <m:e>
             <m:r>
               <m:t>y</m:t>
             </m:r>
           </m:e>
-        </m:acc>
+          <m:lim>
+            <m:r>
+              <m:rPr>
+                <m:sty m:val="p"/>
+              </m:rPr>
+              <m:t>∼</m:t>
+            </m:r>
+          </m:lim>
+        </m:limLow>
         <m:r>
           <m:rPr>
             <m:sty m:val="p"/>
@@ -13828,16 +14088,21 @@
           </m:rPr>
           <m:t>(</m:t>
         </m:r>
-        <m:acc>
-          <m:accPr>
-            <m:chr m:val="̃"/>
-          </m:accPr>
+        <m:limLow>
           <m:e>
             <m:r>
               <m:t>y</m:t>
             </m:r>
           </m:e>
-        </m:acc>
+          <m:lim>
+            <m:r>
+              <m:rPr>
+                <m:sty m:val="p"/>
+              </m:rPr>
+              <m:t>∼</m:t>
+            </m:r>
+          </m:lim>
+        </m:limLow>
         <m:r>
           <m:rPr>
             <m:sty m:val="p"/>
@@ -13957,16 +14222,21 @@
             </m:rPr>
             <m:t>∣</m:t>
           </m:r>
-          <m:acc>
-            <m:accPr>
-              <m:chr m:val="̃"/>
-            </m:accPr>
+          <m:limLow>
             <m:e>
               <m:r>
                 <m:t>y</m:t>
               </m:r>
             </m:e>
-          </m:acc>
+            <m:lim>
+              <m:r>
+                <m:rPr>
+                  <m:sty m:val="p"/>
+                </m:rPr>
+                <m:t>∼</m:t>
+              </m:r>
+            </m:lim>
+          </m:limLow>
           <m:r>
             <m:rPr>
               <m:sty m:val="p"/>
@@ -14040,16 +14310,21 @@
                     </m:rPr>
                     <m:t>(</m:t>
                   </m:r>
-                  <m:acc>
-                    <m:accPr>
-                      <m:chr m:val="̃"/>
-                    </m:accPr>
+                  <m:limLow>
                     <m:e>
                       <m:r>
                         <m:t>y</m:t>
                       </m:r>
                     </m:e>
-                  </m:acc>
+                    <m:lim>
+                      <m:r>
+                        <m:rPr>
+                          <m:sty m:val="p"/>
+                        </m:rPr>
+                        <m:t>∼</m:t>
+                      </m:r>
+                    </m:lim>
+                  </m:limLow>
                   <m:r>
                     <m:rPr>
                       <m:sty m:val="p"/>
@@ -16577,16 +16852,21 @@
         <w:t xml:space="preserve"> </w:t>
       </w:r>
       <m:oMath>
-        <m:acc>
-          <m:accPr>
-            <m:chr m:val="̃"/>
-          </m:accPr>
+        <m:limLow>
           <m:e>
             <m:r>
               <m:t>y</m:t>
             </m:r>
           </m:e>
-        </m:acc>
+          <m:lim>
+            <m:r>
+              <m:rPr>
+                <m:sty m:val="p"/>
+              </m:rPr>
+              <m:t>∼</m:t>
+            </m:r>
+          </m:lim>
+        </m:limLow>
       </m:oMath>
       <w:r>
         <w:t xml:space="preserve">,</w:t>
@@ -16621,16 +16901,21 @@
               </m:rPr>
               <m:t>(</m:t>
             </m:r>
-            <m:acc>
-              <m:accPr>
-                <m:chr m:val="̃"/>
-              </m:accPr>
+            <m:limLow>
               <m:e>
                 <m:r>
                   <m:t>y</m:t>
                 </m:r>
               </m:e>
-            </m:acc>
+              <m:lim>
+                <m:r>
+                  <m:rPr>
+                    <m:sty m:val="p"/>
+                  </m:rPr>
+                  <m:t>∼</m:t>
+                </m:r>
+              </m:lim>
+            </m:limLow>
             <m:r>
               <m:rPr>
                 <m:sty m:val="p"/>
@@ -16655,16 +16940,21 @@
               </m:rPr>
               <m:t>(</m:t>
             </m:r>
-            <m:acc>
-              <m:accPr>
-                <m:chr m:val="̃"/>
-              </m:accPr>
+            <m:limLow>
               <m:e>
                 <m:r>
                   <m:t>y</m:t>
                 </m:r>
               </m:e>
-            </m:acc>
+              <m:lim>
+                <m:r>
+                  <m:rPr>
+                    <m:sty m:val="p"/>
+                  </m:rPr>
+                  <m:t>∼</m:t>
+                </m:r>
+              </m:lim>
+            </m:limLow>
             <m:r>
               <m:rPr>
                 <m:sty m:val="p"/>
@@ -16756,16 +17046,21 @@
                 </m:rPr>
                 <m:t>(</m:t>
               </m:r>
-              <m:acc>
-                <m:accPr>
-                  <m:chr m:val="̃"/>
-                </m:accPr>
+              <m:limLow>
                 <m:e>
                   <m:r>
                     <m:t>y</m:t>
                   </m:r>
                 </m:e>
-              </m:acc>
+                <m:lim>
+                  <m:r>
+                    <m:rPr>
+                      <m:sty m:val="p"/>
+                    </m:rPr>
+                    <m:t>∼</m:t>
+                  </m:r>
+                </m:lim>
+              </m:limLow>
               <m:r>
                 <m:rPr>
                   <m:sty m:val="p"/>
@@ -16796,16 +17091,21 @@
                 </m:rPr>
                 <m:t>(</m:t>
               </m:r>
-              <m:acc>
-                <m:accPr>
-                  <m:chr m:val="̃"/>
-                </m:accPr>
+              <m:limLow>
                 <m:e>
                   <m:r>
                     <m:t>y</m:t>
                   </m:r>
                 </m:e>
-              </m:acc>
+                <m:lim>
+                  <m:r>
+                    <m:rPr>
+                      <m:sty m:val="p"/>
+                    </m:rPr>
+                    <m:t>∼</m:t>
+                  </m:r>
+                </m:lim>
+              </m:limLow>
               <m:r>
                 <m:rPr>
                   <m:sty m:val="p"/>
@@ -16818,32 +17118,42 @@
                 </m:rPr>
                 <m:t>∣</m:t>
               </m:r>
-              <m:acc>
-                <m:accPr>
-                  <m:chr m:val="̃"/>
-                </m:accPr>
+              <m:limLow>
                 <m:e>
                   <m:r>
                     <m:t>Y</m:t>
                   </m:r>
                 </m:e>
-              </m:acc>
+                <m:lim>
+                  <m:r>
+                    <m:rPr>
+                      <m:sty m:val="p"/>
+                    </m:rPr>
+                    <m:t>∼</m:t>
+                  </m:r>
+                </m:lim>
+              </m:limLow>
               <m:r>
                 <m:rPr>
                   <m:sty m:val="p"/>
                 </m:rPr>
                 <m:t>=</m:t>
               </m:r>
-              <m:acc>
-                <m:accPr>
-                  <m:chr m:val="̃"/>
-                </m:accPr>
+              <m:limLow>
                 <m:e>
                   <m:r>
                     <m:t>y</m:t>
                   </m:r>
                 </m:e>
-              </m:acc>
+                <m:lim>
+                  <m:r>
+                    <m:rPr>
+                      <m:sty m:val="p"/>
+                    </m:rPr>
+                    <m:t>∼</m:t>
+                  </m:r>
+                </m:lim>
+              </m:limLow>
             </m:e>
           </m:d>
           <m:r>
@@ -24767,16 +25077,21 @@
           </m:rPr>
           <m:t>∣</m:t>
         </m:r>
-        <m:acc>
-          <m:accPr>
-            <m:chr m:val="̃"/>
-          </m:accPr>
+        <m:limLow>
           <m:e>
             <m:r>
               <m:t>y</m:t>
             </m:r>
           </m:e>
-        </m:acc>
+          <m:lim>
+            <m:r>
+              <m:rPr>
+                <m:sty m:val="p"/>
+              </m:rPr>
+              <m:t>∼</m:t>
+            </m:r>
+          </m:lim>
+        </m:limLow>
         <m:r>
           <m:rPr>
             <m:sty m:val="p"/>
@@ -24829,16 +25144,21 @@
         <w:t xml:space="preserve"> </w:t>
       </w:r>
       <m:oMath>
-        <m:acc>
-          <m:accPr>
-            <m:chr m:val="̃"/>
-          </m:accPr>
+        <m:limLow>
           <m:e>
             <m:r>
               <m:t>y</m:t>
             </m:r>
           </m:e>
-        </m:acc>
+          <m:lim>
+            <m:r>
+              <m:rPr>
+                <m:sty m:val="p"/>
+              </m:rPr>
+              <m:t>∼</m:t>
+            </m:r>
+          </m:lim>
+        </m:limLow>
       </m:oMath>
       <w:r>
         <w:t xml:space="preserve">.</w:t>
@@ -24921,16 +25241,21 @@
           </m:rPr>
           <m:t>(</m:t>
         </m:r>
-        <m:acc>
-          <m:accPr>
-            <m:chr m:val="̃"/>
-          </m:accPr>
+        <m:limLow>
           <m:e>
             <m:r>
               <m:t>y</m:t>
             </m:r>
           </m:e>
-        </m:acc>
+          <m:lim>
+            <m:r>
+              <m:rPr>
+                <m:sty m:val="p"/>
+              </m:rPr>
+              <m:t>∼</m:t>
+            </m:r>
+          </m:lim>
+        </m:limLow>
         <m:r>
           <m:rPr>
             <m:sty m:val="p"/>
@@ -25772,16 +26097,21 @@
                 </m:rPr>
                 <m:t>(</m:t>
               </m:r>
-              <m:acc>
-                <m:accPr>
-                  <m:chr m:val="̃"/>
-                </m:accPr>
+              <m:limLow>
                 <m:e>
                   <m:r>
                     <m:t>y</m:t>
                   </m:r>
                 </m:e>
-              </m:acc>
+                <m:lim>
+                  <m:r>
+                    <m:rPr>
+                      <m:sty m:val="p"/>
+                    </m:rPr>
+                    <m:t>∼</m:t>
+                  </m:r>
+                </m:lim>
+              </m:limLow>
               <m:r>
                 <m:rPr>
                   <m:sty m:val="p"/>
@@ -26209,16 +26539,21 @@
                 </m:rPr>
                 <m:t>∣</m:t>
               </m:r>
-              <m:acc>
-                <m:accPr>
-                  <m:chr m:val="̃"/>
-                </m:accPr>
+              <m:limLow>
                 <m:e>
                   <m:r>
                     <m:t>y</m:t>
                   </m:r>
                 </m:e>
-              </m:acc>
+                <m:lim>
+                  <m:r>
+                    <m:rPr>
+                      <m:sty m:val="p"/>
+                    </m:rPr>
+                    <m:t>∼</m:t>
+                  </m:r>
+                </m:lim>
+              </m:limLow>
               <m:r>
                 <m:rPr>
                   <m:sty m:val="p"/>
@@ -35340,16 +35675,21 @@
             </m:rPr>
             <m:t>∣</m:t>
           </m:r>
-          <m:acc>
-            <m:accPr>
-              <m:chr m:val="̃"/>
-            </m:accPr>
+          <m:limLow>
             <m:e>
               <m:r>
                 <m:t>y</m:t>
               </m:r>
             </m:e>
-          </m:acc>
+            <m:lim>
+              <m:r>
+                <m:rPr>
+                  <m:sty m:val="p"/>
+                </m:rPr>
+                <m:t>∼</m:t>
+              </m:r>
+            </m:lim>
+          </m:limLow>
           <m:r>
             <m:rPr>
               <m:sty m:val="p"/>
@@ -35530,16 +35870,21 @@
           </m:rPr>
           <m:t>∣</m:t>
         </m:r>
-        <m:acc>
-          <m:accPr>
-            <m:chr m:val="̃"/>
-          </m:accPr>
+        <m:limLow>
           <m:e>
             <m:r>
               <m:t>y</m:t>
             </m:r>
           </m:e>
-        </m:acc>
+          <m:lim>
+            <m:r>
+              <m:rPr>
+                <m:sty m:val="p"/>
+              </m:rPr>
+              <m:t>∼</m:t>
+            </m:r>
+          </m:lim>
+        </m:limLow>
         <m:r>
           <m:rPr>
             <m:sty m:val="p"/>
@@ -35741,16 +36086,21 @@
         <w:t xml:space="preserve"> </w:t>
       </w:r>
       <m:oMath>
-        <m:acc>
-          <m:accPr>
-            <m:chr m:val="̃"/>
-          </m:accPr>
+        <m:limLow>
           <m:e>
             <m:r>
               <m:t>Y</m:t>
             </m:r>
           </m:e>
-        </m:acc>
+          <m:lim>
+            <m:r>
+              <m:rPr>
+                <m:sty m:val="p"/>
+              </m:rPr>
+              <m:t>∼</m:t>
+            </m:r>
+          </m:lim>
+        </m:limLow>
       </m:oMath>
       <w:r>
         <w:t xml:space="preserve">,</w:t>
@@ -36839,16 +37189,21 @@
                 </m:rPr>
                 <m:t>∣</m:t>
               </m:r>
-              <m:acc>
-                <m:accPr>
-                  <m:chr m:val="̃"/>
-                </m:accPr>
+              <m:limLow>
                 <m:e>
                   <m:r>
                     <m:t>x</m:t>
                   </m:r>
                 </m:e>
-              </m:acc>
+                <m:lim>
+                  <m:r>
+                    <m:rPr>
+                      <m:sty m:val="p"/>
+                    </m:rPr>
+                    <m:t>∼</m:t>
+                  </m:r>
+                </m:lim>
+              </m:limLow>
               <m:r>
                 <m:rPr>
                   <m:sty m:val="p"/>
@@ -37810,16 +38165,21 @@
           </m:rPr>
           <m:t>∣</m:t>
         </m:r>
-        <m:acc>
-          <m:accPr>
-            <m:chr m:val="̃"/>
-          </m:accPr>
+        <m:limLow>
           <m:e>
             <m:r>
               <m:t>x</m:t>
             </m:r>
           </m:e>
-        </m:acc>
+          <m:lim>
+            <m:r>
+              <m:rPr>
+                <m:sty m:val="p"/>
+              </m:rPr>
+              <m:t>∼</m:t>
+            </m:r>
+          </m:lim>
+        </m:limLow>
         <m:r>
           <m:rPr>
             <m:sty m:val="p"/>
@@ -38866,16 +39226,21 @@
         <w:t xml:space="preserve"> </w:t>
       </w:r>
       <m:oMath>
-        <m:acc>
-          <m:accPr>
-            <m:chr m:val="̃"/>
-          </m:accPr>
+        <m:limLow>
           <m:e>
             <m:r>
               <m:t>Y</m:t>
             </m:r>
           </m:e>
-        </m:acc>
+          <m:lim>
+            <m:r>
+              <m:rPr>
+                <m:sty m:val="p"/>
+              </m:rPr>
+              <m:t>∼</m:t>
+            </m:r>
+          </m:lim>
+        </m:limLow>
       </m:oMath>
       <w:r>
         <w:t xml:space="preserve"> </w:t>
@@ -38887,16 +39252,21 @@
         <w:t xml:space="preserve"> </w:t>
       </w:r>
       <m:oMath>
-        <m:acc>
-          <m:accPr>
-            <m:chr m:val="̃"/>
-          </m:accPr>
+        <m:limLow>
           <m:e>
             <m:r>
               <m:t>Y</m:t>
             </m:r>
           </m:e>
-        </m:acc>
+          <m:lim>
+            <m:r>
+              <m:rPr>
+                <m:sty m:val="p"/>
+              </m:rPr>
+              <m:t>∼</m:t>
+            </m:r>
+          </m:lim>
+        </m:limLow>
       </m:oMath>
       <w:r>
         <w:t xml:space="preserve"> </w:t>
@@ -38963,16 +39333,21 @@
           </m:rPr>
           <m:t>(</m:t>
         </m:r>
-        <m:acc>
-          <m:accPr>
-            <m:chr m:val="̃"/>
-          </m:accPr>
+        <m:limLow>
           <m:e>
             <m:r>
               <m:t>y</m:t>
             </m:r>
           </m:e>
-        </m:acc>
+          <m:lim>
+            <m:r>
+              <m:rPr>
+                <m:sty m:val="p"/>
+              </m:rPr>
+              <m:t>∼</m:t>
+            </m:r>
+          </m:lim>
+        </m:limLow>
         <m:r>
           <m:rPr>
             <m:sty m:val="p"/>
@@ -39029,16 +39404,21 @@
             </m:rPr>
             <m:t>(</m:t>
           </m:r>
-          <m:acc>
-            <m:accPr>
-              <m:chr m:val="̃"/>
-            </m:accPr>
+          <m:limLow>
             <m:e>
               <m:r>
                 <m:t>y</m:t>
               </m:r>
             </m:e>
-          </m:acc>
+            <m:lim>
+              <m:r>
+                <m:rPr>
+                  <m:sty m:val="p"/>
+                </m:rPr>
+                <m:t>∼</m:t>
+              </m:r>
+            </m:lim>
+          </m:limLow>
           <m:r>
             <m:rPr>
               <m:sty m:val="p"/>
@@ -39069,16 +39449,21 @@
             </m:rPr>
             <m:t>(</m:t>
           </m:r>
-          <m:acc>
-            <m:accPr>
-              <m:chr m:val="̃"/>
-            </m:accPr>
+          <m:limLow>
             <m:e>
               <m:r>
                 <m:t>y</m:t>
               </m:r>
             </m:e>
-          </m:acc>
+            <m:lim>
+              <m:r>
+                <m:rPr>
+                  <m:sty m:val="p"/>
+                </m:rPr>
+                <m:t>∼</m:t>
+              </m:r>
+            </m:lim>
+          </m:limLow>
           <m:r>
             <m:rPr>
               <m:sty m:val="p"/>
@@ -41175,32 +41560,42 @@
         <w:t xml:space="preserve"> </w:t>
       </w:r>
       <m:oMath>
-        <m:acc>
-          <m:accPr>
-            <m:chr m:val="̃"/>
-          </m:accPr>
+        <m:limLow>
           <m:e>
             <m:r>
               <m:t>Y</m:t>
             </m:r>
           </m:e>
-        </m:acc>
+          <m:lim>
+            <m:r>
+              <m:rPr>
+                <m:sty m:val="p"/>
+              </m:rPr>
+              <m:t>∼</m:t>
+            </m:r>
+          </m:lim>
+        </m:limLow>
         <m:r>
           <m:rPr>
             <m:sty m:val="p"/>
           </m:rPr>
           <m:t>=</m:t>
         </m:r>
-        <m:acc>
-          <m:accPr>
-            <m:chr m:val="̃"/>
-          </m:accPr>
+        <m:limLow>
           <m:e>
             <m:r>
               <m:t>y</m:t>
             </m:r>
           </m:e>
-        </m:acc>
+          <m:lim>
+            <m:r>
+              <m:rPr>
+                <m:sty m:val="p"/>
+              </m:rPr>
+              <m:t>∼</m:t>
+            </m:r>
+          </m:lim>
+        </m:limLow>
       </m:oMath>
       <w:r>
         <w:t xml:space="preserve">,</w:t>
@@ -41285,16 +41680,21 @@
           </m:rPr>
           <m:t>∣</m:t>
         </m:r>
-        <m:acc>
-          <m:accPr>
-            <m:chr m:val="̃"/>
-          </m:accPr>
+        <m:limLow>
           <m:e>
             <m:r>
               <m:t>y</m:t>
             </m:r>
           </m:e>
-        </m:acc>
+          <m:lim>
+            <m:r>
+              <m:rPr>
+                <m:sty m:val="p"/>
+              </m:rPr>
+              <m:t>∼</m:t>
+            </m:r>
+          </m:lim>
+        </m:limLow>
         <m:r>
           <m:rPr>
             <m:sty m:val="p"/>
@@ -41425,16 +41825,21 @@
             </m:rPr>
             <m:t>∣</m:t>
           </m:r>
-          <m:acc>
-            <m:accPr>
-              <m:chr m:val="̃"/>
-            </m:accPr>
+          <m:limLow>
             <m:e>
               <m:r>
                 <m:t>y</m:t>
               </m:r>
             </m:e>
-          </m:acc>
+            <m:lim>
+              <m:r>
+                <m:rPr>
+                  <m:sty m:val="p"/>
+                </m:rPr>
+                <m:t>∼</m:t>
+              </m:r>
+            </m:lim>
+          </m:limLow>
           <m:r>
             <m:rPr>
               <m:sty m:val="p"/>
@@ -41531,16 +41936,21 @@
             </m:rPr>
             <m:t>∣</m:t>
           </m:r>
-          <m:acc>
-            <m:accPr>
-              <m:chr m:val="̃"/>
-            </m:accPr>
+          <m:limLow>
             <m:e>
               <m:r>
                 <m:t>y</m:t>
               </m:r>
             </m:e>
-          </m:acc>
+            <m:lim>
+              <m:r>
+                <m:rPr>
+                  <m:sty m:val="p"/>
+                </m:rPr>
+                <m:t>∼</m:t>
+              </m:r>
+            </m:lim>
+          </m:limLow>
           <m:r>
             <m:rPr>
               <m:sty m:val="p"/>
@@ -41614,16 +42024,21 @@
         <w:t xml:space="preserve"> </w:t>
       </w:r>
       <m:oMath>
-        <m:acc>
-          <m:accPr>
-            <m:chr m:val="̃"/>
-          </m:accPr>
+        <m:limLow>
           <m:e>
             <m:r>
               <m:t>Y</m:t>
             </m:r>
           </m:e>
-        </m:acc>
+          <m:lim>
+            <m:r>
+              <m:rPr>
+                <m:sty m:val="p"/>
+              </m:rPr>
+              <m:t>∼</m:t>
+            </m:r>
+          </m:lim>
+        </m:limLow>
       </m:oMath>
       <w:r>
         <w:t xml:space="preserve"> </w:t>
@@ -41698,16 +42113,21 @@
       <m:oMath>
         <m:sSup>
           <m:e>
-            <m:acc>
-              <m:accPr>
-                <m:chr m:val="̃"/>
-              </m:accPr>
+            <m:limLow>
               <m:e>
                 <m:r>
                   <m:t>y</m:t>
                 </m:r>
               </m:e>
-            </m:acc>
+              <m:lim>
+                <m:r>
+                  <m:rPr>
+                    <m:sty m:val="p"/>
+                  </m:rPr>
+                  <m:t>∼</m:t>
+                </m:r>
+              </m:lim>
+            </m:limLow>
           </m:e>
           <m:sup>
             <m:r>
@@ -41741,16 +42161,21 @@
         <w:t xml:space="preserve"> </w:t>
       </w:r>
       <m:oMath>
-        <m:acc>
-          <m:accPr>
-            <m:chr m:val="̃"/>
-          </m:accPr>
+        <m:limLow>
           <m:e>
             <m:r>
               <m:t>y</m:t>
             </m:r>
           </m:e>
-        </m:acc>
+          <m:lim>
+            <m:r>
+              <m:rPr>
+                <m:sty m:val="p"/>
+              </m:rPr>
+              <m:t>∼</m:t>
+            </m:r>
+          </m:lim>
+        </m:limLow>
       </m:oMath>
       <w:r>
         <w:t xml:space="preserve">,</w:t>
@@ -42040,16 +42465,21 @@
           </m:rPr>
           <m:t>∣</m:t>
         </m:r>
-        <m:acc>
-          <m:accPr>
-            <m:chr m:val="̃"/>
-          </m:accPr>
+        <m:limLow>
           <m:e>
             <m:r>
               <m:t>y</m:t>
             </m:r>
           </m:e>
-        </m:acc>
+          <m:lim>
+            <m:r>
+              <m:rPr>
+                <m:sty m:val="p"/>
+              </m:rPr>
+              <m:t>∼</m:t>
+            </m:r>
+          </m:lim>
+        </m:limLow>
         <m:r>
           <m:rPr>
             <m:sty m:val="p"/>
@@ -42148,16 +42578,21 @@
                     </m:rPr>
                     <m:t>∣</m:t>
                   </m:r>
-                  <m:acc>
-                    <m:accPr>
-                      <m:chr m:val="̃"/>
-                    </m:accPr>
+                  <m:limLow>
                     <m:e>
                       <m:r>
                         <m:t>y</m:t>
                       </m:r>
                     </m:e>
-                  </m:acc>
+                    <m:lim>
+                      <m:r>
+                        <m:rPr>
+                          <m:sty m:val="p"/>
+                        </m:rPr>
+                        <m:t>∼</m:t>
+                      </m:r>
+                    </m:lim>
+                  </m:limLow>
                 </m:e>
               </m:d>
               <m:r>
@@ -42283,16 +42718,21 @@
                 </m:rPr>
                 <m:t>∣</m:t>
               </m:r>
-              <m:acc>
-                <m:accPr>
-                  <m:chr m:val="̃"/>
-                </m:accPr>
+              <m:limLow>
                 <m:e>
                   <m:r>
                     <m:t>y</m:t>
                   </m:r>
                 </m:e>
-              </m:acc>
+                <m:lim>
+                  <m:r>
+                    <m:rPr>
+                      <m:sty m:val="p"/>
+                    </m:rPr>
+                    <m:t>∼</m:t>
+                  </m:r>
+                </m:lim>
+              </m:limLow>
               <m:r>
                 <m:rPr>
                   <m:sty m:val="p"/>
@@ -42379,16 +42819,21 @@
                 </m:rPr>
                 <m:t>∣</m:t>
               </m:r>
-              <m:acc>
-                <m:accPr>
-                  <m:chr m:val="̃"/>
-                </m:accPr>
+              <m:limLow>
                 <m:e>
                   <m:r>
                     <m:t>y</m:t>
                   </m:r>
                 </m:e>
-              </m:acc>
+                <m:lim>
+                  <m:r>
+                    <m:rPr>
+                      <m:sty m:val="p"/>
+                    </m:rPr>
+                    <m:t>∼</m:t>
+                  </m:r>
+                </m:lim>
+              </m:limLow>
               <m:r>
                 <m:rPr>
                   <m:sty m:val="p"/>
@@ -42454,16 +42899,21 @@
                     </m:rPr>
                     <m:t>∣</m:t>
                   </m:r>
-                  <m:acc>
-                    <m:accPr>
-                      <m:chr m:val="̃"/>
-                    </m:accPr>
+                  <m:limLow>
                     <m:e>
                       <m:r>
                         <m:t>y</m:t>
                       </m:r>
                     </m:e>
-                  </m:acc>
+                    <m:lim>
+                      <m:r>
+                        <m:rPr>
+                          <m:sty m:val="p"/>
+                        </m:rPr>
+                        <m:t>∼</m:t>
+                      </m:r>
+                    </m:lim>
+                  </m:limLow>
                 </m:e>
               </m:d>
               <m:r>
@@ -43450,16 +43900,21 @@
           </m:rPr>
           <m:t>(</m:t>
         </m:r>
-        <m:acc>
-          <m:accPr>
-            <m:chr m:val="̃"/>
-          </m:accPr>
+        <m:limLow>
           <m:e>
             <m:r>
               <m:t>y</m:t>
             </m:r>
           </m:e>
-        </m:acc>
+          <m:lim>
+            <m:r>
+              <m:rPr>
+                <m:sty m:val="p"/>
+              </m:rPr>
+              <m:t>∼</m:t>
+            </m:r>
+          </m:lim>
+        </m:limLow>
         <m:r>
           <m:rPr>
             <m:sty m:val="p"/>
@@ -43595,16 +44050,21 @@
           </m:rPr>
           <m:t>(</m:t>
         </m:r>
-        <m:acc>
-          <m:accPr>
-            <m:chr m:val="̃"/>
-          </m:accPr>
+        <m:limLow>
           <m:e>
             <m:r>
               <m:t>y</m:t>
             </m:r>
           </m:e>
-        </m:acc>
+          <m:lim>
+            <m:r>
+              <m:rPr>
+                <m:sty m:val="p"/>
+              </m:rPr>
+              <m:t>∼</m:t>
+            </m:r>
+          </m:lim>
+        </m:limLow>
         <m:r>
           <m:rPr>
             <m:sty m:val="p"/>
@@ -43696,16 +44156,21 @@
           </m:rPr>
           <m:t>(</m:t>
         </m:r>
-        <m:acc>
-          <m:accPr>
-            <m:chr m:val="̃"/>
-          </m:accPr>
+        <m:limLow>
           <m:e>
             <m:r>
               <m:t>y</m:t>
             </m:r>
           </m:e>
-        </m:acc>
+          <m:lim>
+            <m:r>
+              <m:rPr>
+                <m:sty m:val="p"/>
+              </m:rPr>
+              <m:t>∼</m:t>
+            </m:r>
+          </m:lim>
+        </m:limLow>
         <m:r>
           <m:rPr>
             <m:sty m:val="p"/>
@@ -44905,16 +45370,21 @@
           </m:rPr>
           <m:t>(</m:t>
         </m:r>
-        <m:acc>
-          <m:accPr>
-            <m:chr m:val="̃"/>
-          </m:accPr>
+        <m:limLow>
           <m:e>
             <m:r>
               <m:t>y</m:t>
             </m:r>
           </m:e>
-        </m:acc>
+          <m:lim>
+            <m:r>
+              <m:rPr>
+                <m:sty m:val="p"/>
+              </m:rPr>
+              <m:t>∼</m:t>
+            </m:r>
+          </m:lim>
+        </m:limLow>
         <m:r>
           <m:rPr>
             <m:sty m:val="p"/>
@@ -44947,16 +45417,21 @@
           </m:rPr>
           <m:t>(</m:t>
         </m:r>
-        <m:acc>
-          <m:accPr>
-            <m:chr m:val="̃"/>
-          </m:accPr>
+        <m:limLow>
           <m:e>
             <m:r>
               <m:t>Y</m:t>
             </m:r>
           </m:e>
-        </m:acc>
+          <m:lim>
+            <m:r>
+              <m:rPr>
+                <m:sty m:val="p"/>
+              </m:rPr>
+              <m:t>∼</m:t>
+            </m:r>
+          </m:lim>
+        </m:limLow>
         <m:r>
           <m:rPr>
             <m:sty m:val="p"/>
@@ -45300,16 +45775,21 @@
           </m:rPr>
           <m:t>(</m:t>
         </m:r>
-        <m:acc>
-          <m:accPr>
-            <m:chr m:val="̃"/>
-          </m:accPr>
+        <m:limLow>
           <m:e>
             <m:r>
               <m:t>Y</m:t>
             </m:r>
           </m:e>
-        </m:acc>
+          <m:lim>
+            <m:r>
+              <m:rPr>
+                <m:sty m:val="p"/>
+              </m:rPr>
+              <m:t>∼</m:t>
+            </m:r>
+          </m:lim>
+        </m:limLow>
         <m:r>
           <m:rPr>
             <m:sty m:val="p"/>
@@ -47788,16 +48268,21 @@
           </m:rPr>
           <m:t>(</m:t>
         </m:r>
-        <m:acc>
-          <m:accPr>
-            <m:chr m:val="̃"/>
-          </m:accPr>
+        <m:limLow>
           <m:e>
             <m:r>
               <m:t>y</m:t>
             </m:r>
           </m:e>
-        </m:acc>
+          <m:lim>
+            <m:r>
+              <m:rPr>
+                <m:sty m:val="p"/>
+              </m:rPr>
+              <m:t>∼</m:t>
+            </m:r>
+          </m:lim>
+        </m:limLow>
         <m:r>
           <m:rPr>
             <m:sty m:val="p"/>
@@ -47832,16 +48317,21 @@
         </m:r>
         <m:sSup>
           <m:e>
-            <m:acc>
-              <m:accPr>
-                <m:chr m:val="̃"/>
-              </m:accPr>
+            <m:limLow>
               <m:e>
                 <m:r>
                   <m:t>Y</m:t>
                 </m:r>
               </m:e>
-            </m:acc>
+              <m:lim>
+                <m:r>
+                  <m:rPr>
+                    <m:sty m:val="p"/>
+                  </m:rPr>
+                  <m:t>∼</m:t>
+                </m:r>
+              </m:lim>
+            </m:limLow>
           </m:e>
           <m:sup>
             <m:r>
@@ -47886,16 +48376,21 @@
       <m:oMath>
         <m:sSup>
           <m:e>
-            <m:acc>
-              <m:accPr>
-                <m:chr m:val="̃"/>
-              </m:accPr>
+            <m:limLow>
               <m:e>
                 <m:r>
                   <m:t>Y</m:t>
                 </m:r>
               </m:e>
-            </m:acc>
+              <m:lim>
+                <m:r>
+                  <m:rPr>
+                    <m:sty m:val="p"/>
+                  </m:rPr>
+                  <m:t>∼</m:t>
+                </m:r>
+              </m:lim>
+            </m:limLow>
           </m:e>
           <m:sup>
             <m:r>
@@ -48184,16 +48679,21 @@
       <m:oMath>
         <m:sSup>
           <m:e>
-            <m:acc>
-              <m:accPr>
-                <m:chr m:val="̃"/>
-              </m:accPr>
+            <m:limLow>
               <m:e>
                 <m:r>
                   <m:t>Y</m:t>
                 </m:r>
               </m:e>
-            </m:acc>
+              <m:lim>
+                <m:r>
+                  <m:rPr>
+                    <m:sty m:val="p"/>
+                  </m:rPr>
+                  <m:t>∼</m:t>
+                </m:r>
+              </m:lim>
+            </m:limLow>
           </m:e>
           <m:sup>
             <m:r>
@@ -48264,16 +48764,21 @@
         </m:r>
         <m:sSup>
           <m:e>
-            <m:acc>
-              <m:accPr>
-                <m:chr m:val="̃"/>
-              </m:accPr>
+            <m:limLow>
               <m:e>
                 <m:r>
                   <m:t>Y</m:t>
                 </m:r>
               </m:e>
-            </m:acc>
+              <m:lim>
+                <m:r>
+                  <m:rPr>
+                    <m:sty m:val="p"/>
+                  </m:rPr>
+                  <m:t>∼</m:t>
+                </m:r>
+              </m:lim>
+            </m:limLow>
           </m:e>
           <m:sup>
             <m:r>
@@ -51197,16 +51702,21 @@
               </m:r>
               <m:sSup>
                 <m:e>
-                  <m:acc>
-                    <m:accPr>
-                      <m:chr m:val="̃"/>
-                    </m:accPr>
+                  <m:limLow>
                     <m:e>
                       <m:r>
                         <m:t>Y</m:t>
                       </m:r>
                     </m:e>
-                  </m:acc>
+                    <m:lim>
+                      <m:r>
+                        <m:rPr>
+                          <m:sty m:val="p"/>
+                        </m:rPr>
+                        <m:t>∼</m:t>
+                      </m:r>
+                    </m:lim>
+                  </m:limLow>
                 </m:e>
                 <m:sup>
                   <m:r>
@@ -51250,16 +51760,21 @@
                 </m:rPr>
                 <m:t>(</m:t>
               </m:r>
-              <m:acc>
-                <m:accPr>
-                  <m:chr m:val="̃"/>
-                </m:accPr>
+              <m:limLow>
                 <m:e>
                   <m:r>
                     <m:t>y</m:t>
                   </m:r>
                 </m:e>
-              </m:acc>
+                <m:lim>
+                  <m:r>
+                    <m:rPr>
+                      <m:sty m:val="p"/>
+                    </m:rPr>
+                    <m:t>∼</m:t>
+                  </m:r>
+                </m:lim>
+              </m:limLow>
               <m:r>
                 <m:rPr>
                   <m:sty m:val="p"/>
@@ -51272,16 +51787,21 @@
                 </m:rPr>
                 <m:t>∣</m:t>
               </m:r>
-              <m:acc>
-                <m:accPr>
-                  <m:chr m:val="̃"/>
-                </m:accPr>
+              <m:limLow>
                 <m:e>
                   <m:r>
                     <m:t>y</m:t>
                   </m:r>
                 </m:e>
-              </m:acc>
+                <m:lim>
+                  <m:r>
+                    <m:rPr>
+                      <m:sty m:val="p"/>
+                    </m:rPr>
+                    <m:t>∼</m:t>
+                  </m:r>
+                </m:lim>
+              </m:limLow>
             </m:e>
           </m:d>
           <m:r>
@@ -51340,16 +51860,21 @@
       <m:oMath>
         <m:sSup>
           <m:e>
-            <m:acc>
-              <m:accPr>
-                <m:chr m:val="̃"/>
-              </m:accPr>
+            <m:limLow>
               <m:e>
                 <m:r>
                   <m:t>Y</m:t>
                 </m:r>
               </m:e>
-            </m:acc>
+              <m:lim>
+                <m:r>
+                  <m:rPr>
+                    <m:sty m:val="p"/>
+                  </m:rPr>
+                  <m:t>∼</m:t>
+                </m:r>
+              </m:lim>
+            </m:limLow>
           </m:e>
           <m:sup>
             <m:r>
